--- a/project-personal/stage3/report/report.docx
+++ b/project-personal/stage3/report/report.docx
@@ -45,25 +45,19 @@
         <w:pStyle w:val="Subtitle"/>
       </w:pPr>
       <w:r>
-        <w:t xml:space="preserve">Персональный</w:t>
+        <w:t xml:space="preserve">Тестирование</w:t>
       </w:r>
       <w:r>
         <w:t xml:space="preserve"> </w:t>
       </w:r>
       <w:r>
-        <w:t xml:space="preserve">сайт</w:t>
+        <w:t xml:space="preserve">веб</w:t>
       </w:r>
       <w:r>
         <w:t xml:space="preserve"> </w:t>
       </w:r>
       <w:r>
-        <w:t xml:space="preserve">научного</w:t>
-      </w:r>
-      <w:r>
-        <w:t xml:space="preserve"> </w:t>
-      </w:r>
-      <w:r>
-        <w:t xml:space="preserve">работкника</w:t>
+        <w:t xml:space="preserve">приложений</w:t>
       </w:r>
     </w:p>
     <w:p>
@@ -135,11 +129,11 @@
         <w:pStyle w:val="FirstParagraph"/>
       </w:pPr>
       <w:r>
-        <w:t xml:space="preserve">Добавить к сайту данные о себе.</w:t>
+        <w:t xml:space="preserve">Получить навыки работы в Hydra.</w:t>
       </w:r>
     </w:p>
     <w:bookmarkEnd w:id="20"/>
-    <w:bookmarkStart w:id="21" w:name="задание"/>
+    <w:bookmarkStart w:id="24" w:name="выполнение"/>
     <w:p>
       <w:pPr>
         <w:pStyle w:val="Heading1"/>
@@ -154,7 +148,7 @@
         <w:tab/>
       </w:r>
       <w:r>
-        <w:t xml:space="preserve">Задание</w:t>
+        <w:t xml:space="preserve">Выполнение</w:t>
       </w:r>
     </w:p>
     <w:p>
@@ -162,65 +156,36 @@
         <w:pStyle w:val="FirstParagraph"/>
       </w:pPr>
       <w:r>
-        <w:t xml:space="preserve">Добавить к сайту достижения.</w:t>
-      </w:r>
-    </w:p>
-    <w:bookmarkEnd w:id="21"/>
-    <w:bookmarkStart w:id="37" w:name="выполнение"/>
-    <w:p>
-      <w:pPr>
-        <w:pStyle w:val="Heading1"/>
-      </w:pPr>
-      <w:r>
-        <w:rPr>
-          <w:rStyle w:val="SectionNumber"/>
-        </w:rPr>
-        <w:t xml:space="preserve">3</w:t>
-      </w:r>
-      <w:r>
-        <w:tab/>
-      </w:r>
-      <w:r>
-        <w:t xml:space="preserve">Выполнение</w:t>
+        <w:t xml:space="preserve">Hydra используется для подбора или взлома имени пользователя и пароля.</w:t>
+      </w:r>
+      <w:r>
+        <w:t xml:space="preserve"> </w:t>
+      </w:r>
+      <w:r>
+        <w:t xml:space="preserve">Поддерживает подбор для большого набора приложений.(рис. 1)</w:t>
       </w:r>
     </w:p>
     <w:p>
       <w:pPr>
-        <w:pStyle w:val="FirstParagraph"/>
-      </w:pPr>
-      <w:r>
-        <w:t xml:space="preserve">Список достижений.</w:t>
-      </w:r>
-    </w:p>
-    <w:p>
-      <w:pPr>
-        <w:pStyle w:val="BodyText"/>
-      </w:pPr>
-      <w:r>
-        <w:t xml:space="preserve">Добавить информацию о навыках (Skills)(рис. 1)</w:t>
-      </w:r>
-    </w:p>
-    <w:p>
-      <w:pPr>
         <w:pStyle w:val="CaptionedFigure"/>
       </w:pPr>
       <w:r>
         <w:drawing>
           <wp:inline>
-            <wp:extent cx="3733800" cy="2437449"/>
+            <wp:extent cx="3733800" cy="840593"/>
             <wp:effectExtent b="0" l="0" r="0" t="0"/>
-            <wp:docPr descr="Редактируем" title="" id="23" name="Picture"/>
+            <wp:docPr descr="Используем" title="" id="22" name="Picture"/>
             <a:graphic>
               <a:graphicData uri="http://schemas.openxmlformats.org/drawingml/2006/picture">
                 <pic:pic>
                   <pic:nvPicPr>
-                    <pic:cNvPr descr="image/1.png" id="24" name="Picture"/>
+                    <pic:cNvPr descr="image/1.png" id="23" name="Picture"/>
                     <pic:cNvPicPr>
                       <a:picLocks noChangeArrowheads="1" noChangeAspect="1"/>
                     </pic:cNvPicPr>
                   </pic:nvPicPr>
                   <pic:blipFill>
-                    <a:blip r:embed="rId22"/>
+                    <a:blip r:embed="rId21"/>
                     <a:stretch>
                       <a:fillRect/>
                     </a:stretch>
@@ -228,7 +193,7 @@
                   <pic:spPr bwMode="auto">
                     <a:xfrm>
                       <a:off x="0" y="0"/>
-                      <a:ext cx="3733800" cy="2437449"/>
+                      <a:ext cx="3733800" cy="840593"/>
                     </a:xfrm>
                     <a:prstGeom prst="rect">
                       <a:avLst/>
@@ -252,271 +217,11 @@
         <w:pStyle w:val="ImageCaption"/>
       </w:pPr>
       <w:r>
-        <w:t xml:space="preserve">Рис. 1: Редактируем</w:t>
+        <w:t xml:space="preserve">Рис. 1: Используем</w:t>
       </w:r>
     </w:p>
-    <w:p>
-      <w:pPr>
-        <w:pStyle w:val="BodyText"/>
-      </w:pPr>
-      <w:r>
-        <w:t xml:space="preserve">Добавить информацию об опыте (Experience)(рис. 2)</w:t>
-      </w:r>
-    </w:p>
-    <w:p>
-      <w:pPr>
-        <w:pStyle w:val="CaptionedFigure"/>
-      </w:pPr>
-      <w:r>
-        <w:drawing>
-          <wp:inline>
-            <wp:extent cx="3733800" cy="2162022"/>
-            <wp:effectExtent b="0" l="0" r="0" t="0"/>
-            <wp:docPr descr="Добавляем информацию" title="" id="26" name="Picture"/>
-            <a:graphic>
-              <a:graphicData uri="http://schemas.openxmlformats.org/drawingml/2006/picture">
-                <pic:pic>
-                  <pic:nvPicPr>
-                    <pic:cNvPr descr="image/2.png" id="27" name="Picture"/>
-                    <pic:cNvPicPr>
-                      <a:picLocks noChangeArrowheads="1" noChangeAspect="1"/>
-                    </pic:cNvPicPr>
-                  </pic:nvPicPr>
-                  <pic:blipFill>
-                    <a:blip r:embed="rId25"/>
-                    <a:stretch>
-                      <a:fillRect/>
-                    </a:stretch>
-                  </pic:blipFill>
-                  <pic:spPr bwMode="auto">
-                    <a:xfrm>
-                      <a:off x="0" y="0"/>
-                      <a:ext cx="3733800" cy="2162022"/>
-                    </a:xfrm>
-                    <a:prstGeom prst="rect">
-                      <a:avLst/>
-                    </a:prstGeom>
-                    <a:noFill/>
-                    <a:ln w="9525">
-                      <a:noFill/>
-                      <a:headEnd/>
-                      <a:tailEnd/>
-                    </a:ln>
-                  </pic:spPr>
-                </pic:pic>
-              </a:graphicData>
-            </a:graphic>
-          </wp:inline>
-        </w:drawing>
-      </w:r>
-    </w:p>
-    <w:p>
-      <w:pPr>
-        <w:pStyle w:val="ImageCaption"/>
-      </w:pPr>
-      <w:r>
-        <w:t xml:space="preserve">Рис. 2: Добавляем информацию</w:t>
-      </w:r>
-    </w:p>
-    <w:p>
-      <w:pPr>
-        <w:pStyle w:val="BodyText"/>
-      </w:pPr>
-      <w:r>
-        <w:t xml:space="preserve">Добавить информацию о достижениях (Accomplishments)(рис. 3)</w:t>
-      </w:r>
-    </w:p>
-    <w:p>
-      <w:pPr>
-        <w:pStyle w:val="CaptionedFigure"/>
-      </w:pPr>
-      <w:r>
-        <w:drawing>
-          <wp:inline>
-            <wp:extent cx="3733800" cy="1913482"/>
-            <wp:effectExtent b="0" l="0" r="0" t="0"/>
-            <wp:docPr descr="Редактируем" title="" id="29" name="Picture"/>
-            <a:graphic>
-              <a:graphicData uri="http://schemas.openxmlformats.org/drawingml/2006/picture">
-                <pic:pic>
-                  <pic:nvPicPr>
-                    <pic:cNvPr descr="image/3.png" id="30" name="Picture"/>
-                    <pic:cNvPicPr>
-                      <a:picLocks noChangeArrowheads="1" noChangeAspect="1"/>
-                    </pic:cNvPicPr>
-                  </pic:nvPicPr>
-                  <pic:blipFill>
-                    <a:blip r:embed="rId28"/>
-                    <a:stretch>
-                      <a:fillRect/>
-                    </a:stretch>
-                  </pic:blipFill>
-                  <pic:spPr bwMode="auto">
-                    <a:xfrm>
-                      <a:off x="0" y="0"/>
-                      <a:ext cx="3733800" cy="1913482"/>
-                    </a:xfrm>
-                    <a:prstGeom prst="rect">
-                      <a:avLst/>
-                    </a:prstGeom>
-                    <a:noFill/>
-                    <a:ln w="9525">
-                      <a:noFill/>
-                      <a:headEnd/>
-                      <a:tailEnd/>
-                    </a:ln>
-                  </pic:spPr>
-                </pic:pic>
-              </a:graphicData>
-            </a:graphic>
-          </wp:inline>
-        </w:drawing>
-      </w:r>
-    </w:p>
-    <w:p>
-      <w:pPr>
-        <w:pStyle w:val="ImageCaption"/>
-      </w:pPr>
-      <w:r>
-        <w:t xml:space="preserve">Рис. 3: Редактируем</w:t>
-      </w:r>
-    </w:p>
-    <w:p>
-      <w:pPr>
-        <w:pStyle w:val="BodyText"/>
-      </w:pPr>
-      <w:r>
-        <w:t xml:space="preserve">Сделать пост по прошедшей неделе(рис. 4)</w:t>
-      </w:r>
-    </w:p>
-    <w:p>
-      <w:pPr>
-        <w:pStyle w:val="CaptionedFigure"/>
-      </w:pPr>
-      <w:r>
-        <w:drawing>
-          <wp:inline>
-            <wp:extent cx="3733800" cy="708949"/>
-            <wp:effectExtent b="0" l="0" r="0" t="0"/>
-            <wp:docPr descr="Пишем пост" title="" id="32" name="Picture"/>
-            <a:graphic>
-              <a:graphicData uri="http://schemas.openxmlformats.org/drawingml/2006/picture">
-                <pic:pic>
-                  <pic:nvPicPr>
-                    <pic:cNvPr descr="image/4.png" id="33" name="Picture"/>
-                    <pic:cNvPicPr>
-                      <a:picLocks noChangeArrowheads="1" noChangeAspect="1"/>
-                    </pic:cNvPicPr>
-                  </pic:nvPicPr>
-                  <pic:blipFill>
-                    <a:blip r:embed="rId31"/>
-                    <a:stretch>
-                      <a:fillRect/>
-                    </a:stretch>
-                  </pic:blipFill>
-                  <pic:spPr bwMode="auto">
-                    <a:xfrm>
-                      <a:off x="0" y="0"/>
-                      <a:ext cx="3733800" cy="708949"/>
-                    </a:xfrm>
-                    <a:prstGeom prst="rect">
-                      <a:avLst/>
-                    </a:prstGeom>
-                    <a:noFill/>
-                    <a:ln w="9525">
-                      <a:noFill/>
-                      <a:headEnd/>
-                      <a:tailEnd/>
-                    </a:ln>
-                  </pic:spPr>
-                </pic:pic>
-              </a:graphicData>
-            </a:graphic>
-          </wp:inline>
-        </w:drawing>
-      </w:r>
-    </w:p>
-    <w:p>
-      <w:pPr>
-        <w:pStyle w:val="ImageCaption"/>
-      </w:pPr>
-      <w:r>
-        <w:t xml:space="preserve">Рис. 4: Пишем пост</w:t>
-      </w:r>
-    </w:p>
-    <w:p>
-      <w:pPr>
-        <w:pStyle w:val="BodyText"/>
-      </w:pPr>
-      <w:r>
-        <w:t xml:space="preserve">Добавить пост на тему по выбору:</w:t>
-      </w:r>
-    </w:p>
-    <w:p>
-      <w:pPr>
-        <w:pStyle w:val="BodyText"/>
-      </w:pPr>
-      <w:r>
-        <w:t xml:space="preserve">Легковесные языки разметки(рис. 5)</w:t>
-      </w:r>
-    </w:p>
-    <w:p>
-      <w:pPr>
-        <w:pStyle w:val="CaptionedFigure"/>
-      </w:pPr>
-      <w:r>
-        <w:drawing>
-          <wp:inline>
-            <wp:extent cx="3733800" cy="1427446"/>
-            <wp:effectExtent b="0" l="0" r="0" t="0"/>
-            <wp:docPr descr="Пишем пост" title="" id="35" name="Picture"/>
-            <a:graphic>
-              <a:graphicData uri="http://schemas.openxmlformats.org/drawingml/2006/picture">
-                <pic:pic>
-                  <pic:nvPicPr>
-                    <pic:cNvPr descr="image/5.png" id="36" name="Picture"/>
-                    <pic:cNvPicPr>
-                      <a:picLocks noChangeArrowheads="1" noChangeAspect="1"/>
-                    </pic:cNvPicPr>
-                  </pic:nvPicPr>
-                  <pic:blipFill>
-                    <a:blip r:embed="rId34"/>
-                    <a:stretch>
-                      <a:fillRect/>
-                    </a:stretch>
-                  </pic:blipFill>
-                  <pic:spPr bwMode="auto">
-                    <a:xfrm>
-                      <a:off x="0" y="0"/>
-                      <a:ext cx="3733800" cy="1427446"/>
-                    </a:xfrm>
-                    <a:prstGeom prst="rect">
-                      <a:avLst/>
-                    </a:prstGeom>
-                    <a:noFill/>
-                    <a:ln w="9525">
-                      <a:noFill/>
-                      <a:headEnd/>
-                      <a:tailEnd/>
-                    </a:ln>
-                  </pic:spPr>
-                </pic:pic>
-              </a:graphicData>
-            </a:graphic>
-          </wp:inline>
-        </w:drawing>
-      </w:r>
-    </w:p>
-    <w:p>
-      <w:pPr>
-        <w:pStyle w:val="ImageCaption"/>
-      </w:pPr>
-      <w:r>
-        <w:t xml:space="preserve">Рис. 5: Пишем пост</w:t>
-      </w:r>
-    </w:p>
-    <w:bookmarkEnd w:id="37"/>
-    <w:bookmarkStart w:id="38" w:name="выводы"/>
+    <w:bookmarkEnd w:id="24"/>
+    <w:bookmarkStart w:id="25" w:name="выводы"/>
     <w:p>
       <w:pPr>
         <w:pStyle w:val="Heading1"/>
@@ -525,7 +230,7 @@
         <w:rPr>
           <w:rStyle w:val="SectionNumber"/>
         </w:rPr>
-        <w:t xml:space="preserve">4</w:t>
+        <w:t xml:space="preserve">3</w:t>
       </w:r>
       <w:r>
         <w:tab/>
@@ -539,10 +244,10 @@
         <w:pStyle w:val="FirstParagraph"/>
       </w:pPr>
       <w:r>
-        <w:t xml:space="preserve">Мы научились добавлять к сайту информацию о себе и писать посты.</w:t>
+        <w:t xml:space="preserve">Мы получили навыки работы в Hydra.</w:t>
       </w:r>
     </w:p>
-    <w:bookmarkEnd w:id="38"/>
+    <w:bookmarkEnd w:id="25"/>
     <w:sectPr/>
   </w:body>
 </w:document>
